--- a/04_논문/투고본/논문_부록_v2.docx
+++ b/04_논문/투고본/논문_부록_v2.docx
@@ -111,9 +111,9 @@
         </w:tblBorders>
       </w:tblPr>
       <w:tblGrid>
-        <w:gridCol w:w="2409"/>
-        <w:gridCol w:w="6519"/>
-        <w:gridCol w:w="710"/>
+        <w:gridCol w:w="2275"/>
+        <w:gridCol w:w="6157"/>
+        <w:gridCol w:w="1206"/>
       </w:tblGrid>
       <w:tr>
         <w:trPr>
@@ -122,7 +122,7 @@
         </w:trPr>
         <w:tc>
           <w:tcPr>
-            <w:tcW w:type="dxa" w:w="2409"/>
+            <w:tcW w:type="dxa" w:w="2275"/>
             <w:tcBorders>
               <w:top w:val="single" w:color="999999" w:sz="4"/>
               <w:left w:val="single" w:color="999999" w:sz="4"/>
@@ -155,7 +155,7 @@
         </w:tc>
         <w:tc>
           <w:tcPr>
-            <w:tcW w:type="dxa" w:w="6519"/>
+            <w:tcW w:type="dxa" w:w="6157"/>
             <w:tcBorders>
               <w:top w:val="single" w:color="999999" w:sz="4"/>
               <w:left w:val="single" w:color="999999" w:sz="4"/>
@@ -188,7 +188,7 @@
         </w:tc>
         <w:tc>
           <w:tcPr>
-            <w:tcW w:type="dxa" w:w="710"/>
+            <w:tcW w:type="dxa" w:w="1206"/>
             <w:tcBorders>
               <w:top w:val="single" w:color="999999" w:sz="4"/>
               <w:left w:val="single" w:color="999999" w:sz="4"/>
@@ -227,7 +227,7 @@
         </w:trPr>
         <w:tc>
           <w:tcPr>
-            <w:tcW w:type="dxa" w:w="2409"/>
+            <w:tcW w:type="dxa" w:w="2275"/>
             <w:tcBorders>
               <w:top w:val="single" w:color="999999" w:sz="4"/>
               <w:left w:val="single" w:color="999999" w:sz="4"/>
@@ -257,7 +257,7 @@
         </w:tc>
         <w:tc>
           <w:tcPr>
-            <w:tcW w:type="dxa" w:w="6519"/>
+            <w:tcW w:type="dxa" w:w="6157"/>
             <w:tcBorders>
               <w:top w:val="single" w:color="999999" w:sz="4"/>
               <w:left w:val="single" w:color="999999" w:sz="4"/>
@@ -287,7 +287,7 @@
         </w:tc>
         <w:tc>
           <w:tcPr>
-            <w:tcW w:type="dxa" w:w="710"/>
+            <w:tcW w:type="dxa" w:w="1206"/>
             <w:tcBorders>
               <w:top w:val="single" w:color="999999" w:sz="4"/>
               <w:left w:val="single" w:color="999999" w:sz="4"/>
@@ -323,7 +323,7 @@
         </w:trPr>
         <w:tc>
           <w:tcPr>
-            <w:tcW w:type="dxa" w:w="2409"/>
+            <w:tcW w:type="dxa" w:w="2275"/>
             <w:tcBorders>
               <w:top w:val="single" w:color="999999" w:sz="4"/>
               <w:left w:val="single" w:color="999999" w:sz="4"/>
@@ -353,7 +353,7 @@
         </w:tc>
         <w:tc>
           <w:tcPr>
-            <w:tcW w:type="dxa" w:w="6519"/>
+            <w:tcW w:type="dxa" w:w="6157"/>
             <w:tcBorders>
               <w:top w:val="single" w:color="999999" w:sz="4"/>
               <w:left w:val="single" w:color="999999" w:sz="4"/>
@@ -383,7 +383,7 @@
         </w:tc>
         <w:tc>
           <w:tcPr>
-            <w:tcW w:type="dxa" w:w="710"/>
+            <w:tcW w:type="dxa" w:w="1206"/>
             <w:tcBorders>
               <w:top w:val="single" w:color="999999" w:sz="4"/>
               <w:left w:val="single" w:color="999999" w:sz="4"/>
@@ -419,7 +419,7 @@
         </w:trPr>
         <w:tc>
           <w:tcPr>
-            <w:tcW w:type="dxa" w:w="2409"/>
+            <w:tcW w:type="dxa" w:w="2275"/>
             <w:tcBorders>
               <w:top w:val="single" w:color="999999" w:sz="4"/>
               <w:left w:val="single" w:color="999999" w:sz="4"/>
@@ -449,7 +449,7 @@
         </w:tc>
         <w:tc>
           <w:tcPr>
-            <w:tcW w:type="dxa" w:w="6519"/>
+            <w:tcW w:type="dxa" w:w="6157"/>
             <w:tcBorders>
               <w:top w:val="single" w:color="999999" w:sz="4"/>
               <w:left w:val="single" w:color="999999" w:sz="4"/>
@@ -479,7 +479,7 @@
         </w:tc>
         <w:tc>
           <w:tcPr>
-            <w:tcW w:type="dxa" w:w="710"/>
+            <w:tcW w:type="dxa" w:w="1206"/>
             <w:tcBorders>
               <w:top w:val="single" w:color="999999" w:sz="4"/>
               <w:left w:val="single" w:color="999999" w:sz="4"/>
@@ -16892,11 +16892,11 @@
         </w:tblBorders>
       </w:tblPr>
       <w:tblGrid>
-        <w:gridCol w:w="247"/>
-        <w:gridCol w:w="2965"/>
-        <w:gridCol w:w="2965"/>
-        <w:gridCol w:w="2965"/>
-        <w:gridCol w:w="496"/>
+        <w:gridCol w:w="435"/>
+        <w:gridCol w:w="2905"/>
+        <w:gridCol w:w="2905"/>
+        <w:gridCol w:w="2905"/>
+        <w:gridCol w:w="488"/>
       </w:tblGrid>
       <w:tr>
         <w:trPr>
@@ -16905,7 +16905,7 @@
         </w:trPr>
         <w:tc>
           <w:tcPr>
-            <w:tcW w:type="dxa" w:w="247"/>
+            <w:tcW w:type="dxa" w:w="435"/>
             <w:tcBorders>
               <w:top w:val="single" w:color="999999" w:sz="4"/>
               <w:left w:val="single" w:color="999999" w:sz="4"/>
@@ -16938,7 +16938,7 @@
         </w:tc>
         <w:tc>
           <w:tcPr>
-            <w:tcW w:type="dxa" w:w="2965"/>
+            <w:tcW w:type="dxa" w:w="2905"/>
             <w:tcBorders>
               <w:top w:val="single" w:color="999999" w:sz="4"/>
               <w:left w:val="single" w:color="999999" w:sz="4"/>
@@ -16971,7 +16971,7 @@
         </w:tc>
         <w:tc>
           <w:tcPr>
-            <w:tcW w:type="dxa" w:w="2965"/>
+            <w:tcW w:type="dxa" w:w="2905"/>
             <w:tcBorders>
               <w:top w:val="single" w:color="999999" w:sz="4"/>
               <w:left w:val="single" w:color="999999" w:sz="4"/>
@@ -17004,7 +17004,7 @@
         </w:tc>
         <w:tc>
           <w:tcPr>
-            <w:tcW w:type="dxa" w:w="2965"/>
+            <w:tcW w:type="dxa" w:w="2905"/>
             <w:tcBorders>
               <w:top w:val="single" w:color="999999" w:sz="4"/>
               <w:left w:val="single" w:color="999999" w:sz="4"/>
@@ -17037,7 +17037,7 @@
         </w:tc>
         <w:tc>
           <w:tcPr>
-            <w:tcW w:type="dxa" w:w="496"/>
+            <w:tcW w:type="dxa" w:w="488"/>
             <w:tcBorders>
               <w:top w:val="single" w:color="999999" w:sz="4"/>
               <w:left w:val="single" w:color="999999" w:sz="4"/>
@@ -17076,7 +17076,7 @@
         </w:trPr>
         <w:tc>
           <w:tcPr>
-            <w:tcW w:type="dxa" w:w="247"/>
+            <w:tcW w:type="dxa" w:w="435"/>
             <w:tcBorders>
               <w:top w:val="single" w:color="999999" w:sz="4"/>
               <w:left w:val="single" w:color="999999" w:sz="4"/>
@@ -17106,7 +17106,7 @@
         </w:tc>
         <w:tc>
           <w:tcPr>
-            <w:tcW w:type="dxa" w:w="2965"/>
+            <w:tcW w:type="dxa" w:w="2905"/>
             <w:tcBorders>
               <w:top w:val="single" w:color="999999" w:sz="4"/>
               <w:left w:val="single" w:color="999999" w:sz="4"/>
@@ -17136,7 +17136,7 @@
         </w:tc>
         <w:tc>
           <w:tcPr>
-            <w:tcW w:type="dxa" w:w="2965"/>
+            <w:tcW w:type="dxa" w:w="2905"/>
             <w:tcBorders>
               <w:top w:val="single" w:color="999999" w:sz="4"/>
               <w:left w:val="single" w:color="999999" w:sz="4"/>
@@ -17166,7 +17166,7 @@
         </w:tc>
         <w:tc>
           <w:tcPr>
-            <w:tcW w:type="dxa" w:w="2965"/>
+            <w:tcW w:type="dxa" w:w="2905"/>
             <w:tcBorders>
               <w:top w:val="single" w:color="999999" w:sz="4"/>
               <w:left w:val="single" w:color="999999" w:sz="4"/>
@@ -17196,7 +17196,7 @@
         </w:tc>
         <w:tc>
           <w:tcPr>
-            <w:tcW w:type="dxa" w:w="496"/>
+            <w:tcW w:type="dxa" w:w="488"/>
             <w:tcBorders>
               <w:top w:val="single" w:color="999999" w:sz="4"/>
               <w:left w:val="single" w:color="999999" w:sz="4"/>
@@ -17232,7 +17232,7 @@
         </w:trPr>
         <w:tc>
           <w:tcPr>
-            <w:tcW w:type="dxa" w:w="247"/>
+            <w:tcW w:type="dxa" w:w="435"/>
             <w:tcBorders>
               <w:top w:val="single" w:color="999999" w:sz="4"/>
               <w:left w:val="single" w:color="999999" w:sz="4"/>
@@ -17262,7 +17262,7 @@
         </w:tc>
         <w:tc>
           <w:tcPr>
-            <w:tcW w:type="dxa" w:w="2965"/>
+            <w:tcW w:type="dxa" w:w="2905"/>
             <w:tcBorders>
               <w:top w:val="single" w:color="999999" w:sz="4"/>
               <w:left w:val="single" w:color="999999" w:sz="4"/>
@@ -17292,7 +17292,7 @@
         </w:tc>
         <w:tc>
           <w:tcPr>
-            <w:tcW w:type="dxa" w:w="2965"/>
+            <w:tcW w:type="dxa" w:w="2905"/>
             <w:tcBorders>
               <w:top w:val="single" w:color="999999" w:sz="4"/>
               <w:left w:val="single" w:color="999999" w:sz="4"/>
@@ -17322,7 +17322,7 @@
         </w:tc>
         <w:tc>
           <w:tcPr>
-            <w:tcW w:type="dxa" w:w="2965"/>
+            <w:tcW w:type="dxa" w:w="2905"/>
             <w:tcBorders>
               <w:top w:val="single" w:color="999999" w:sz="4"/>
               <w:left w:val="single" w:color="999999" w:sz="4"/>
@@ -17352,7 +17352,7 @@
         </w:tc>
         <w:tc>
           <w:tcPr>
-            <w:tcW w:type="dxa" w:w="496"/>
+            <w:tcW w:type="dxa" w:w="488"/>
             <w:tcBorders>
               <w:top w:val="single" w:color="999999" w:sz="4"/>
               <w:left w:val="single" w:color="999999" w:sz="4"/>
@@ -17388,7 +17388,7 @@
         </w:trPr>
         <w:tc>
           <w:tcPr>
-            <w:tcW w:type="dxa" w:w="247"/>
+            <w:tcW w:type="dxa" w:w="435"/>
             <w:tcBorders>
               <w:top w:val="single" w:color="999999" w:sz="4"/>
               <w:left w:val="single" w:color="999999" w:sz="4"/>
@@ -17418,7 +17418,7 @@
         </w:tc>
         <w:tc>
           <w:tcPr>
-            <w:tcW w:type="dxa" w:w="2965"/>
+            <w:tcW w:type="dxa" w:w="2905"/>
             <w:tcBorders>
               <w:top w:val="single" w:color="999999" w:sz="4"/>
               <w:left w:val="single" w:color="999999" w:sz="4"/>
@@ -17448,7 +17448,7 @@
         </w:tc>
         <w:tc>
           <w:tcPr>
-            <w:tcW w:type="dxa" w:w="2965"/>
+            <w:tcW w:type="dxa" w:w="2905"/>
             <w:tcBorders>
               <w:top w:val="single" w:color="999999" w:sz="4"/>
               <w:left w:val="single" w:color="999999" w:sz="4"/>
@@ -17478,7 +17478,7 @@
         </w:tc>
         <w:tc>
           <w:tcPr>
-            <w:tcW w:type="dxa" w:w="2965"/>
+            <w:tcW w:type="dxa" w:w="2905"/>
             <w:tcBorders>
               <w:top w:val="single" w:color="999999" w:sz="4"/>
               <w:left w:val="single" w:color="999999" w:sz="4"/>
@@ -17508,7 +17508,7 @@
         </w:tc>
         <w:tc>
           <w:tcPr>
-            <w:tcW w:type="dxa" w:w="496"/>
+            <w:tcW w:type="dxa" w:w="488"/>
             <w:tcBorders>
               <w:top w:val="single" w:color="999999" w:sz="4"/>
               <w:left w:val="single" w:color="999999" w:sz="4"/>
@@ -17544,7 +17544,7 @@
         </w:trPr>
         <w:tc>
           <w:tcPr>
-            <w:tcW w:type="dxa" w:w="247"/>
+            <w:tcW w:type="dxa" w:w="435"/>
             <w:tcBorders>
               <w:top w:val="single" w:color="999999" w:sz="4"/>
               <w:left w:val="single" w:color="999999" w:sz="4"/>
@@ -17574,7 +17574,7 @@
         </w:tc>
         <w:tc>
           <w:tcPr>
-            <w:tcW w:type="dxa" w:w="2965"/>
+            <w:tcW w:type="dxa" w:w="2905"/>
             <w:tcBorders>
               <w:top w:val="single" w:color="999999" w:sz="4"/>
               <w:left w:val="single" w:color="999999" w:sz="4"/>
@@ -17604,7 +17604,7 @@
         </w:tc>
         <w:tc>
           <w:tcPr>
-            <w:tcW w:type="dxa" w:w="2965"/>
+            <w:tcW w:type="dxa" w:w="2905"/>
             <w:tcBorders>
               <w:top w:val="single" w:color="999999" w:sz="4"/>
               <w:left w:val="single" w:color="999999" w:sz="4"/>
@@ -17634,7 +17634,7 @@
         </w:tc>
         <w:tc>
           <w:tcPr>
-            <w:tcW w:type="dxa" w:w="2965"/>
+            <w:tcW w:type="dxa" w:w="2905"/>
             <w:tcBorders>
               <w:top w:val="single" w:color="999999" w:sz="4"/>
               <w:left w:val="single" w:color="999999" w:sz="4"/>
@@ -17678,7 +17678,7 @@
         </w:tc>
         <w:tc>
           <w:tcPr>
-            <w:tcW w:type="dxa" w:w="496"/>
+            <w:tcW w:type="dxa" w:w="488"/>
             <w:tcBorders>
               <w:top w:val="single" w:color="999999" w:sz="4"/>
               <w:left w:val="single" w:color="999999" w:sz="4"/>
@@ -17714,7 +17714,7 @@
         </w:trPr>
         <w:tc>
           <w:tcPr>
-            <w:tcW w:type="dxa" w:w="247"/>
+            <w:tcW w:type="dxa" w:w="435"/>
             <w:tcBorders>
               <w:top w:val="single" w:color="999999" w:sz="4"/>
               <w:left w:val="single" w:color="999999" w:sz="4"/>
@@ -17744,7 +17744,7 @@
         </w:tc>
         <w:tc>
           <w:tcPr>
-            <w:tcW w:type="dxa" w:w="2965"/>
+            <w:tcW w:type="dxa" w:w="2905"/>
             <w:tcBorders>
               <w:top w:val="single" w:color="999999" w:sz="4"/>
               <w:left w:val="single" w:color="999999" w:sz="4"/>
@@ -17774,7 +17774,7 @@
         </w:tc>
         <w:tc>
           <w:tcPr>
-            <w:tcW w:type="dxa" w:w="2965"/>
+            <w:tcW w:type="dxa" w:w="2905"/>
             <w:tcBorders>
               <w:top w:val="single" w:color="999999" w:sz="4"/>
               <w:left w:val="single" w:color="999999" w:sz="4"/>
@@ -17804,7 +17804,7 @@
         </w:tc>
         <w:tc>
           <w:tcPr>
-            <w:tcW w:type="dxa" w:w="2965"/>
+            <w:tcW w:type="dxa" w:w="2905"/>
             <w:tcBorders>
               <w:top w:val="single" w:color="999999" w:sz="4"/>
               <w:left w:val="single" w:color="999999" w:sz="4"/>
@@ -17834,7 +17834,7 @@
         </w:tc>
         <w:tc>
           <w:tcPr>
-            <w:tcW w:type="dxa" w:w="496"/>
+            <w:tcW w:type="dxa" w:w="488"/>
             <w:tcBorders>
               <w:top w:val="single" w:color="999999" w:sz="4"/>
               <w:left w:val="single" w:color="999999" w:sz="4"/>
@@ -17870,7 +17870,7 @@
         </w:trPr>
         <w:tc>
           <w:tcPr>
-            <w:tcW w:type="dxa" w:w="247"/>
+            <w:tcW w:type="dxa" w:w="435"/>
             <w:tcBorders>
               <w:top w:val="single" w:color="999999" w:sz="4"/>
               <w:left w:val="single" w:color="999999" w:sz="4"/>
@@ -17900,7 +17900,7 @@
         </w:tc>
         <w:tc>
           <w:tcPr>
-            <w:tcW w:type="dxa" w:w="2965"/>
+            <w:tcW w:type="dxa" w:w="2905"/>
             <w:tcBorders>
               <w:top w:val="single" w:color="999999" w:sz="4"/>
               <w:left w:val="single" w:color="999999" w:sz="4"/>
@@ -17930,7 +17930,7 @@
         </w:tc>
         <w:tc>
           <w:tcPr>
-            <w:tcW w:type="dxa" w:w="2965"/>
+            <w:tcW w:type="dxa" w:w="2905"/>
             <w:tcBorders>
               <w:top w:val="single" w:color="999999" w:sz="4"/>
               <w:left w:val="single" w:color="999999" w:sz="4"/>
@@ -17960,7 +17960,7 @@
         </w:tc>
         <w:tc>
           <w:tcPr>
-            <w:tcW w:type="dxa" w:w="2965"/>
+            <w:tcW w:type="dxa" w:w="2905"/>
             <w:tcBorders>
               <w:top w:val="single" w:color="999999" w:sz="4"/>
               <w:left w:val="single" w:color="999999" w:sz="4"/>
@@ -17990,7 +17990,7 @@
         </w:tc>
         <w:tc>
           <w:tcPr>
-            <w:tcW w:type="dxa" w:w="496"/>
+            <w:tcW w:type="dxa" w:w="488"/>
             <w:tcBorders>
               <w:top w:val="single" w:color="999999" w:sz="4"/>
               <w:left w:val="single" w:color="999999" w:sz="4"/>
@@ -18056,11 +18056,11 @@
         </w:tblBorders>
       </w:tblPr>
       <w:tblGrid>
-        <w:gridCol w:w="434"/>
-        <w:gridCol w:w="868"/>
-        <w:gridCol w:w="2865"/>
-        <w:gridCol w:w="4601"/>
-        <w:gridCol w:w="870"/>
+        <w:gridCol w:w="754"/>
+        <w:gridCol w:w="838"/>
+        <w:gridCol w:w="2765"/>
+        <w:gridCol w:w="4441"/>
+        <w:gridCol w:w="840"/>
       </w:tblGrid>
       <w:tr>
         <w:trPr>
@@ -18069,7 +18069,7 @@
         </w:trPr>
         <w:tc>
           <w:tcPr>
-            <w:tcW w:type="dxa" w:w="434"/>
+            <w:tcW w:type="dxa" w:w="754"/>
             <w:tcBorders>
               <w:top w:val="single" w:color="999999" w:sz="4"/>
               <w:left w:val="single" w:color="999999" w:sz="4"/>
@@ -18102,7 +18102,7 @@
         </w:tc>
         <w:tc>
           <w:tcPr>
-            <w:tcW w:type="dxa" w:w="868"/>
+            <w:tcW w:type="dxa" w:w="838"/>
             <w:tcBorders>
               <w:top w:val="single" w:color="999999" w:sz="4"/>
               <w:left w:val="single" w:color="999999" w:sz="4"/>
@@ -18135,7 +18135,7 @@
         </w:tc>
         <w:tc>
           <w:tcPr>
-            <w:tcW w:type="dxa" w:w="2865"/>
+            <w:tcW w:type="dxa" w:w="2765"/>
             <w:tcBorders>
               <w:top w:val="single" w:color="999999" w:sz="4"/>
               <w:left w:val="single" w:color="999999" w:sz="4"/>
@@ -18168,7 +18168,7 @@
         </w:tc>
         <w:tc>
           <w:tcPr>
-            <w:tcW w:type="dxa" w:w="4601"/>
+            <w:tcW w:type="dxa" w:w="4441"/>
             <w:tcBorders>
               <w:top w:val="single" w:color="999999" w:sz="4"/>
               <w:left w:val="single" w:color="999999" w:sz="4"/>
@@ -18201,7 +18201,7 @@
         </w:tc>
         <w:tc>
           <w:tcPr>
-            <w:tcW w:type="dxa" w:w="870"/>
+            <w:tcW w:type="dxa" w:w="840"/>
             <w:tcBorders>
               <w:top w:val="single" w:color="999999" w:sz="4"/>
               <w:left w:val="single" w:color="999999" w:sz="4"/>
@@ -18240,7 +18240,7 @@
         </w:trPr>
         <w:tc>
           <w:tcPr>
-            <w:tcW w:type="dxa" w:w="434"/>
+            <w:tcW w:type="dxa" w:w="754"/>
             <w:tcBorders>
               <w:top w:val="single" w:color="999999" w:sz="4"/>
               <w:left w:val="single" w:color="999999" w:sz="4"/>
@@ -18270,7 +18270,7 @@
         </w:tc>
         <w:tc>
           <w:tcPr>
-            <w:tcW w:type="dxa" w:w="868"/>
+            <w:tcW w:type="dxa" w:w="838"/>
             <w:tcBorders>
               <w:top w:val="single" w:color="999999" w:sz="4"/>
               <w:left w:val="single" w:color="999999" w:sz="4"/>
@@ -18300,7 +18300,7 @@
         </w:tc>
         <w:tc>
           <w:tcPr>
-            <w:tcW w:type="dxa" w:w="2865"/>
+            <w:tcW w:type="dxa" w:w="2765"/>
             <w:tcBorders>
               <w:top w:val="single" w:color="999999" w:sz="4"/>
               <w:left w:val="single" w:color="999999" w:sz="4"/>
@@ -18330,7 +18330,7 @@
         </w:tc>
         <w:tc>
           <w:tcPr>
-            <w:tcW w:type="dxa" w:w="4601"/>
+            <w:tcW w:type="dxa" w:w="4441"/>
             <w:tcBorders>
               <w:top w:val="single" w:color="999999" w:sz="4"/>
               <w:left w:val="single" w:color="999999" w:sz="4"/>
@@ -18360,7 +18360,7 @@
         </w:tc>
         <w:tc>
           <w:tcPr>
-            <w:tcW w:type="dxa" w:w="870"/>
+            <w:tcW w:type="dxa" w:w="840"/>
             <w:tcBorders>
               <w:top w:val="single" w:color="999999" w:sz="4"/>
               <w:left w:val="single" w:color="999999" w:sz="4"/>
@@ -18396,7 +18396,7 @@
         </w:trPr>
         <w:tc>
           <w:tcPr>
-            <w:tcW w:type="dxa" w:w="434"/>
+            <w:tcW w:type="dxa" w:w="754"/>
             <w:tcBorders>
               <w:top w:val="single" w:color="999999" w:sz="4"/>
               <w:left w:val="single" w:color="999999" w:sz="4"/>
@@ -18426,7 +18426,7 @@
         </w:tc>
         <w:tc>
           <w:tcPr>
-            <w:tcW w:type="dxa" w:w="868"/>
+            <w:tcW w:type="dxa" w:w="838"/>
             <w:tcBorders>
               <w:top w:val="single" w:color="999999" w:sz="4"/>
               <w:left w:val="single" w:color="999999" w:sz="4"/>
@@ -18456,7 +18456,7 @@
         </w:tc>
         <w:tc>
           <w:tcPr>
-            <w:tcW w:type="dxa" w:w="2865"/>
+            <w:tcW w:type="dxa" w:w="2765"/>
             <w:tcBorders>
               <w:top w:val="single" w:color="999999" w:sz="4"/>
               <w:left w:val="single" w:color="999999" w:sz="4"/>
@@ -18486,7 +18486,7 @@
         </w:tc>
         <w:tc>
           <w:tcPr>
-            <w:tcW w:type="dxa" w:w="4601"/>
+            <w:tcW w:type="dxa" w:w="4441"/>
             <w:tcBorders>
               <w:top w:val="single" w:color="999999" w:sz="4"/>
               <w:left w:val="single" w:color="999999" w:sz="4"/>
@@ -18516,7 +18516,7 @@
         </w:tc>
         <w:tc>
           <w:tcPr>
-            <w:tcW w:type="dxa" w:w="870"/>
+            <w:tcW w:type="dxa" w:w="840"/>
             <w:tcBorders>
               <w:top w:val="single" w:color="999999" w:sz="4"/>
               <w:left w:val="single" w:color="999999" w:sz="4"/>
@@ -18552,7 +18552,7 @@
         </w:trPr>
         <w:tc>
           <w:tcPr>
-            <w:tcW w:type="dxa" w:w="434"/>
+            <w:tcW w:type="dxa" w:w="754"/>
             <w:tcBorders>
               <w:top w:val="single" w:color="999999" w:sz="4"/>
               <w:left w:val="single" w:color="999999" w:sz="4"/>
@@ -18582,7 +18582,7 @@
         </w:tc>
         <w:tc>
           <w:tcPr>
-            <w:tcW w:type="dxa" w:w="868"/>
+            <w:tcW w:type="dxa" w:w="838"/>
             <w:tcBorders>
               <w:top w:val="single" w:color="999999" w:sz="4"/>
               <w:left w:val="single" w:color="999999" w:sz="4"/>
@@ -18612,7 +18612,7 @@
         </w:tc>
         <w:tc>
           <w:tcPr>
-            <w:tcW w:type="dxa" w:w="2865"/>
+            <w:tcW w:type="dxa" w:w="2765"/>
             <w:tcBorders>
               <w:top w:val="single" w:color="999999" w:sz="4"/>
               <w:left w:val="single" w:color="999999" w:sz="4"/>
@@ -18642,7 +18642,7 @@
         </w:tc>
         <w:tc>
           <w:tcPr>
-            <w:tcW w:type="dxa" w:w="4601"/>
+            <w:tcW w:type="dxa" w:w="4441"/>
             <w:tcBorders>
               <w:top w:val="single" w:color="999999" w:sz="4"/>
               <w:left w:val="single" w:color="999999" w:sz="4"/>
@@ -18672,7 +18672,7 @@
         </w:tc>
         <w:tc>
           <w:tcPr>
-            <w:tcW w:type="dxa" w:w="870"/>
+            <w:tcW w:type="dxa" w:w="840"/>
             <w:tcBorders>
               <w:top w:val="single" w:color="999999" w:sz="4"/>
               <w:left w:val="single" w:color="999999" w:sz="4"/>
@@ -18708,7 +18708,7 @@
         </w:trPr>
         <w:tc>
           <w:tcPr>
-            <w:tcW w:type="dxa" w:w="434"/>
+            <w:tcW w:type="dxa" w:w="754"/>
             <w:tcBorders>
               <w:top w:val="single" w:color="999999" w:sz="4"/>
               <w:left w:val="single" w:color="999999" w:sz="4"/>
@@ -18738,7 +18738,7 @@
         </w:tc>
         <w:tc>
           <w:tcPr>
-            <w:tcW w:type="dxa" w:w="868"/>
+            <w:tcW w:type="dxa" w:w="838"/>
             <w:tcBorders>
               <w:top w:val="single" w:color="999999" w:sz="4"/>
               <w:left w:val="single" w:color="999999" w:sz="4"/>
@@ -18768,7 +18768,7 @@
         </w:tc>
         <w:tc>
           <w:tcPr>
-            <w:tcW w:type="dxa" w:w="2865"/>
+            <w:tcW w:type="dxa" w:w="2765"/>
             <w:tcBorders>
               <w:top w:val="single" w:color="999999" w:sz="4"/>
               <w:left w:val="single" w:color="999999" w:sz="4"/>
@@ -18798,7 +18798,7 @@
         </w:tc>
         <w:tc>
           <w:tcPr>
-            <w:tcW w:type="dxa" w:w="4601"/>
+            <w:tcW w:type="dxa" w:w="4441"/>
             <w:tcBorders>
               <w:top w:val="single" w:color="999999" w:sz="4"/>
               <w:left w:val="single" w:color="999999" w:sz="4"/>
@@ -18828,7 +18828,7 @@
         </w:tc>
         <w:tc>
           <w:tcPr>
-            <w:tcW w:type="dxa" w:w="870"/>
+            <w:tcW w:type="dxa" w:w="840"/>
             <w:tcBorders>
               <w:top w:val="single" w:color="999999" w:sz="4"/>
               <w:left w:val="single" w:color="999999" w:sz="4"/>
@@ -18864,7 +18864,7 @@
         </w:trPr>
         <w:tc>
           <w:tcPr>
-            <w:tcW w:type="dxa" w:w="434"/>
+            <w:tcW w:type="dxa" w:w="754"/>
             <w:tcBorders>
               <w:top w:val="single" w:color="999999" w:sz="4"/>
               <w:left w:val="single" w:color="999999" w:sz="4"/>
@@ -18894,7 +18894,7 @@
         </w:tc>
         <w:tc>
           <w:tcPr>
-            <w:tcW w:type="dxa" w:w="868"/>
+            <w:tcW w:type="dxa" w:w="838"/>
             <w:tcBorders>
               <w:top w:val="single" w:color="999999" w:sz="4"/>
               <w:left w:val="single" w:color="999999" w:sz="4"/>
@@ -18924,7 +18924,7 @@
         </w:tc>
         <w:tc>
           <w:tcPr>
-            <w:tcW w:type="dxa" w:w="2865"/>
+            <w:tcW w:type="dxa" w:w="2765"/>
             <w:tcBorders>
               <w:top w:val="single" w:color="999999" w:sz="4"/>
               <w:left w:val="single" w:color="999999" w:sz="4"/>
@@ -18954,7 +18954,7 @@
         </w:tc>
         <w:tc>
           <w:tcPr>
-            <w:tcW w:type="dxa" w:w="4601"/>
+            <w:tcW w:type="dxa" w:w="4441"/>
             <w:tcBorders>
               <w:top w:val="single" w:color="999999" w:sz="4"/>
               <w:left w:val="single" w:color="999999" w:sz="4"/>
@@ -18984,7 +18984,7 @@
         </w:tc>
         <w:tc>
           <w:tcPr>
-            <w:tcW w:type="dxa" w:w="870"/>
+            <w:tcW w:type="dxa" w:w="840"/>
             <w:tcBorders>
               <w:top w:val="single" w:color="999999" w:sz="4"/>
               <w:left w:val="single" w:color="999999" w:sz="4"/>
@@ -19020,7 +19020,7 @@
         </w:trPr>
         <w:tc>
           <w:tcPr>
-            <w:tcW w:type="dxa" w:w="434"/>
+            <w:tcW w:type="dxa" w:w="754"/>
             <w:tcBorders>
               <w:top w:val="single" w:color="999999" w:sz="4"/>
               <w:left w:val="single" w:color="999999" w:sz="4"/>
@@ -19050,7 +19050,7 @@
         </w:tc>
         <w:tc>
           <w:tcPr>
-            <w:tcW w:type="dxa" w:w="868"/>
+            <w:tcW w:type="dxa" w:w="838"/>
             <w:tcBorders>
               <w:top w:val="single" w:color="999999" w:sz="4"/>
               <w:left w:val="single" w:color="999999" w:sz="4"/>
@@ -19080,7 +19080,7 @@
         </w:tc>
         <w:tc>
           <w:tcPr>
-            <w:tcW w:type="dxa" w:w="2865"/>
+            <w:tcW w:type="dxa" w:w="2765"/>
             <w:tcBorders>
               <w:top w:val="single" w:color="999999" w:sz="4"/>
               <w:left w:val="single" w:color="999999" w:sz="4"/>
@@ -19110,7 +19110,7 @@
         </w:tc>
         <w:tc>
           <w:tcPr>
-            <w:tcW w:type="dxa" w:w="4601"/>
+            <w:tcW w:type="dxa" w:w="4441"/>
             <w:tcBorders>
               <w:top w:val="single" w:color="999999" w:sz="4"/>
               <w:left w:val="single" w:color="999999" w:sz="4"/>
@@ -19140,7 +19140,7 @@
         </w:tc>
         <w:tc>
           <w:tcPr>
-            <w:tcW w:type="dxa" w:w="870"/>
+            <w:tcW w:type="dxa" w:w="840"/>
             <w:tcBorders>
               <w:top w:val="single" w:color="999999" w:sz="4"/>
               <w:left w:val="single" w:color="999999" w:sz="4"/>
@@ -19206,11 +19206,11 @@
         </w:tblBorders>
       </w:tblPr>
       <w:tblGrid>
-        <w:gridCol w:w="330"/>
-        <w:gridCol w:w="462"/>
-        <w:gridCol w:w="3762"/>
-        <w:gridCol w:w="3960"/>
-        <w:gridCol w:w="1124"/>
+        <w:gridCol w:w="570"/>
+        <w:gridCol w:w="570"/>
+        <w:gridCol w:w="3614"/>
+        <w:gridCol w:w="3804"/>
+        <w:gridCol w:w="1080"/>
       </w:tblGrid>
       <w:tr>
         <w:trPr>
@@ -19219,7 +19219,7 @@
         </w:trPr>
         <w:tc>
           <w:tcPr>
-            <w:tcW w:type="dxa" w:w="330"/>
+            <w:tcW w:type="dxa" w:w="570"/>
             <w:tcBorders>
               <w:top w:val="single" w:color="999999" w:sz="4"/>
               <w:left w:val="single" w:color="999999" w:sz="4"/>
@@ -19252,7 +19252,7 @@
         </w:tc>
         <w:tc>
           <w:tcPr>
-            <w:tcW w:type="dxa" w:w="462"/>
+            <w:tcW w:type="dxa" w:w="570"/>
             <w:tcBorders>
               <w:top w:val="single" w:color="999999" w:sz="4"/>
               <w:left w:val="single" w:color="999999" w:sz="4"/>
@@ -19285,7 +19285,7 @@
         </w:tc>
         <w:tc>
           <w:tcPr>
-            <w:tcW w:type="dxa" w:w="3762"/>
+            <w:tcW w:type="dxa" w:w="3614"/>
             <w:tcBorders>
               <w:top w:val="single" w:color="999999" w:sz="4"/>
               <w:left w:val="single" w:color="999999" w:sz="4"/>
@@ -19318,7 +19318,7 @@
         </w:tc>
         <w:tc>
           <w:tcPr>
-            <w:tcW w:type="dxa" w:w="3960"/>
+            <w:tcW w:type="dxa" w:w="3804"/>
             <w:tcBorders>
               <w:top w:val="single" w:color="999999" w:sz="4"/>
               <w:left w:val="single" w:color="999999" w:sz="4"/>
@@ -19351,7 +19351,7 @@
         </w:tc>
         <w:tc>
           <w:tcPr>
-            <w:tcW w:type="dxa" w:w="1124"/>
+            <w:tcW w:type="dxa" w:w="1080"/>
             <w:tcBorders>
               <w:top w:val="single" w:color="999999" w:sz="4"/>
               <w:left w:val="single" w:color="999999" w:sz="4"/>
@@ -19390,7 +19390,7 @@
         </w:trPr>
         <w:tc>
           <w:tcPr>
-            <w:tcW w:type="dxa" w:w="330"/>
+            <w:tcW w:type="dxa" w:w="570"/>
             <w:tcBorders>
               <w:top w:val="single" w:color="999999" w:sz="4"/>
               <w:left w:val="single" w:color="999999" w:sz="4"/>
@@ -19420,7 +19420,7 @@
         </w:tc>
         <w:tc>
           <w:tcPr>
-            <w:tcW w:type="dxa" w:w="462"/>
+            <w:tcW w:type="dxa" w:w="570"/>
             <w:tcBorders>
               <w:top w:val="single" w:color="999999" w:sz="4"/>
               <w:left w:val="single" w:color="999999" w:sz="4"/>
@@ -19450,7 +19450,7 @@
         </w:tc>
         <w:tc>
           <w:tcPr>
-            <w:tcW w:type="dxa" w:w="3762"/>
+            <w:tcW w:type="dxa" w:w="3614"/>
             <w:tcBorders>
               <w:top w:val="single" w:color="999999" w:sz="4"/>
               <w:left w:val="single" w:color="999999" w:sz="4"/>
@@ -19480,7 +19480,7 @@
         </w:tc>
         <w:tc>
           <w:tcPr>
-            <w:tcW w:type="dxa" w:w="3960"/>
+            <w:tcW w:type="dxa" w:w="3804"/>
             <w:tcBorders>
               <w:top w:val="single" w:color="999999" w:sz="4"/>
               <w:left w:val="single" w:color="999999" w:sz="4"/>
@@ -19510,7 +19510,7 @@
         </w:tc>
         <w:tc>
           <w:tcPr>
-            <w:tcW w:type="dxa" w:w="1124"/>
+            <w:tcW w:type="dxa" w:w="1080"/>
             <w:tcBorders>
               <w:top w:val="single" w:color="999999" w:sz="4"/>
               <w:left w:val="single" w:color="999999" w:sz="4"/>
@@ -19546,7 +19546,7 @@
         </w:trPr>
         <w:tc>
           <w:tcPr>
-            <w:tcW w:type="dxa" w:w="330"/>
+            <w:tcW w:type="dxa" w:w="570"/>
             <w:tcBorders>
               <w:top w:val="single" w:color="999999" w:sz="4"/>
               <w:left w:val="single" w:color="999999" w:sz="4"/>
@@ -19576,7 +19576,7 @@
         </w:tc>
         <w:tc>
           <w:tcPr>
-            <w:tcW w:type="dxa" w:w="462"/>
+            <w:tcW w:type="dxa" w:w="570"/>
             <w:tcBorders>
               <w:top w:val="single" w:color="999999" w:sz="4"/>
               <w:left w:val="single" w:color="999999" w:sz="4"/>
@@ -19606,7 +19606,7 @@
         </w:tc>
         <w:tc>
           <w:tcPr>
-            <w:tcW w:type="dxa" w:w="3762"/>
+            <w:tcW w:type="dxa" w:w="3614"/>
             <w:tcBorders>
               <w:top w:val="single" w:color="999999" w:sz="4"/>
               <w:left w:val="single" w:color="999999" w:sz="4"/>
@@ -19644,7 +19644,7 @@
         </w:tc>
         <w:tc>
           <w:tcPr>
-            <w:tcW w:type="dxa" w:w="3960"/>
+            <w:tcW w:type="dxa" w:w="3804"/>
             <w:tcBorders>
               <w:top w:val="single" w:color="999999" w:sz="4"/>
               <w:left w:val="single" w:color="999999" w:sz="4"/>
@@ -19674,7 +19674,7 @@
         </w:tc>
         <w:tc>
           <w:tcPr>
-            <w:tcW w:type="dxa" w:w="1124"/>
+            <w:tcW w:type="dxa" w:w="1080"/>
             <w:tcBorders>
               <w:top w:val="single" w:color="999999" w:sz="4"/>
               <w:left w:val="single" w:color="999999" w:sz="4"/>
@@ -19710,7 +19710,7 @@
         </w:trPr>
         <w:tc>
           <w:tcPr>
-            <w:tcW w:type="dxa" w:w="330"/>
+            <w:tcW w:type="dxa" w:w="570"/>
             <w:tcBorders>
               <w:top w:val="single" w:color="999999" w:sz="4"/>
               <w:left w:val="single" w:color="999999" w:sz="4"/>
@@ -19740,7 +19740,7 @@
         </w:tc>
         <w:tc>
           <w:tcPr>
-            <w:tcW w:type="dxa" w:w="462"/>
+            <w:tcW w:type="dxa" w:w="570"/>
             <w:tcBorders>
               <w:top w:val="single" w:color="999999" w:sz="4"/>
               <w:left w:val="single" w:color="999999" w:sz="4"/>
@@ -19770,7 +19770,7 @@
         </w:tc>
         <w:tc>
           <w:tcPr>
-            <w:tcW w:type="dxa" w:w="3762"/>
+            <w:tcW w:type="dxa" w:w="3614"/>
             <w:tcBorders>
               <w:top w:val="single" w:color="999999" w:sz="4"/>
               <w:left w:val="single" w:color="999999" w:sz="4"/>
@@ -19800,7 +19800,7 @@
         </w:tc>
         <w:tc>
           <w:tcPr>
-            <w:tcW w:type="dxa" w:w="3960"/>
+            <w:tcW w:type="dxa" w:w="3804"/>
             <w:tcBorders>
               <w:top w:val="single" w:color="999999" w:sz="4"/>
               <w:left w:val="single" w:color="999999" w:sz="4"/>
@@ -19830,7 +19830,7 @@
         </w:tc>
         <w:tc>
           <w:tcPr>
-            <w:tcW w:type="dxa" w:w="1124"/>
+            <w:tcW w:type="dxa" w:w="1080"/>
             <w:tcBorders>
               <w:top w:val="single" w:color="999999" w:sz="4"/>
               <w:left w:val="single" w:color="999999" w:sz="4"/>
@@ -19866,7 +19866,7 @@
         </w:trPr>
         <w:tc>
           <w:tcPr>
-            <w:tcW w:type="dxa" w:w="330"/>
+            <w:tcW w:type="dxa" w:w="570"/>
             <w:tcBorders>
               <w:top w:val="single" w:color="999999" w:sz="4"/>
               <w:left w:val="single" w:color="999999" w:sz="4"/>
@@ -19896,7 +19896,7 @@
         </w:tc>
         <w:tc>
           <w:tcPr>
-            <w:tcW w:type="dxa" w:w="462"/>
+            <w:tcW w:type="dxa" w:w="570"/>
             <w:tcBorders>
               <w:top w:val="single" w:color="999999" w:sz="4"/>
               <w:left w:val="single" w:color="999999" w:sz="4"/>
@@ -19926,7 +19926,7 @@
         </w:tc>
         <w:tc>
           <w:tcPr>
-            <w:tcW w:type="dxa" w:w="3762"/>
+            <w:tcW w:type="dxa" w:w="3614"/>
             <w:tcBorders>
               <w:top w:val="single" w:color="999999" w:sz="4"/>
               <w:left w:val="single" w:color="999999" w:sz="4"/>
@@ -19956,7 +19956,7 @@
         </w:tc>
         <w:tc>
           <w:tcPr>
-            <w:tcW w:type="dxa" w:w="3960"/>
+            <w:tcW w:type="dxa" w:w="3804"/>
             <w:tcBorders>
               <w:top w:val="single" w:color="999999" w:sz="4"/>
               <w:left w:val="single" w:color="999999" w:sz="4"/>
@@ -19986,7 +19986,7 @@
         </w:tc>
         <w:tc>
           <w:tcPr>
-            <w:tcW w:type="dxa" w:w="1124"/>
+            <w:tcW w:type="dxa" w:w="1080"/>
             <w:tcBorders>
               <w:top w:val="single" w:color="999999" w:sz="4"/>
               <w:left w:val="single" w:color="999999" w:sz="4"/>
@@ -20052,10 +20052,10 @@
         </w:tblBorders>
       </w:tblPr>
       <w:tblGrid>
-        <w:gridCol w:w="293"/>
-        <w:gridCol w:w="2350"/>
-        <w:gridCol w:w="3467"/>
-        <w:gridCol w:w="3528"/>
+        <w:gridCol w:w="516"/>
+        <w:gridCol w:w="2294"/>
+        <w:gridCol w:w="3384"/>
+        <w:gridCol w:w="3444"/>
       </w:tblGrid>
       <w:tr>
         <w:trPr>
@@ -20064,7 +20064,7 @@
         </w:trPr>
         <w:tc>
           <w:tcPr>
-            <w:tcW w:type="dxa" w:w="293"/>
+            <w:tcW w:type="dxa" w:w="516"/>
             <w:tcBorders>
               <w:top w:val="single" w:color="999999" w:sz="4"/>
               <w:left w:val="single" w:color="999999" w:sz="4"/>
@@ -20097,7 +20097,7 @@
         </w:tc>
         <w:tc>
           <w:tcPr>
-            <w:tcW w:type="dxa" w:w="2350"/>
+            <w:tcW w:type="dxa" w:w="2294"/>
             <w:tcBorders>
               <w:top w:val="single" w:color="999999" w:sz="4"/>
               <w:left w:val="single" w:color="999999" w:sz="4"/>
@@ -20130,7 +20130,7 @@
         </w:tc>
         <w:tc>
           <w:tcPr>
-            <w:tcW w:type="dxa" w:w="3467"/>
+            <w:tcW w:type="dxa" w:w="3384"/>
             <w:tcBorders>
               <w:top w:val="single" w:color="999999" w:sz="4"/>
               <w:left w:val="single" w:color="999999" w:sz="4"/>
@@ -20163,7 +20163,7 @@
         </w:tc>
         <w:tc>
           <w:tcPr>
-            <w:tcW w:type="dxa" w:w="3528"/>
+            <w:tcW w:type="dxa" w:w="3444"/>
             <w:tcBorders>
               <w:top w:val="single" w:color="999999" w:sz="4"/>
               <w:left w:val="single" w:color="999999" w:sz="4"/>
@@ -20202,7 +20202,7 @@
         </w:trPr>
         <w:tc>
           <w:tcPr>
-            <w:tcW w:type="dxa" w:w="293"/>
+            <w:tcW w:type="dxa" w:w="516"/>
             <w:tcBorders>
               <w:top w:val="single" w:color="999999" w:sz="4"/>
               <w:left w:val="single" w:color="999999" w:sz="4"/>
@@ -20232,7 +20232,7 @@
         </w:tc>
         <w:tc>
           <w:tcPr>
-            <w:tcW w:type="dxa" w:w="2350"/>
+            <w:tcW w:type="dxa" w:w="2294"/>
             <w:tcBorders>
               <w:top w:val="single" w:color="999999" w:sz="4"/>
               <w:left w:val="single" w:color="999999" w:sz="4"/>
@@ -20262,7 +20262,7 @@
         </w:tc>
         <w:tc>
           <w:tcPr>
-            <w:tcW w:type="dxa" w:w="3467"/>
+            <w:tcW w:type="dxa" w:w="3384"/>
             <w:tcBorders>
               <w:top w:val="single" w:color="999999" w:sz="4"/>
               <w:left w:val="single" w:color="999999" w:sz="4"/>
@@ -20292,7 +20292,7 @@
         </w:tc>
         <w:tc>
           <w:tcPr>
-            <w:tcW w:type="dxa" w:w="3528"/>
+            <w:tcW w:type="dxa" w:w="3444"/>
             <w:tcBorders>
               <w:top w:val="single" w:color="999999" w:sz="4"/>
               <w:left w:val="single" w:color="999999" w:sz="4"/>
@@ -20328,7 +20328,7 @@
         </w:trPr>
         <w:tc>
           <w:tcPr>
-            <w:tcW w:type="dxa" w:w="293"/>
+            <w:tcW w:type="dxa" w:w="516"/>
             <w:tcBorders>
               <w:top w:val="single" w:color="999999" w:sz="4"/>
               <w:left w:val="single" w:color="999999" w:sz="4"/>
@@ -20358,7 +20358,7 @@
         </w:tc>
         <w:tc>
           <w:tcPr>
-            <w:tcW w:type="dxa" w:w="2350"/>
+            <w:tcW w:type="dxa" w:w="2294"/>
             <w:tcBorders>
               <w:top w:val="single" w:color="999999" w:sz="4"/>
               <w:left w:val="single" w:color="999999" w:sz="4"/>
@@ -20388,7 +20388,7 @@
         </w:tc>
         <w:tc>
           <w:tcPr>
-            <w:tcW w:type="dxa" w:w="3467"/>
+            <w:tcW w:type="dxa" w:w="3384"/>
             <w:tcBorders>
               <w:top w:val="single" w:color="999999" w:sz="4"/>
               <w:left w:val="single" w:color="999999" w:sz="4"/>
@@ -20418,7 +20418,7 @@
         </w:tc>
         <w:tc>
           <w:tcPr>
-            <w:tcW w:type="dxa" w:w="3528"/>
+            <w:tcW w:type="dxa" w:w="3444"/>
             <w:tcBorders>
               <w:top w:val="single" w:color="999999" w:sz="4"/>
               <w:left w:val="single" w:color="999999" w:sz="4"/>
@@ -21161,10 +21161,10 @@
         </w:tblBorders>
       </w:tblPr>
       <w:tblGrid>
-        <w:gridCol w:w="983"/>
-        <w:gridCol w:w="1180"/>
-        <w:gridCol w:w="3933"/>
-        <w:gridCol w:w="3542"/>
+        <w:gridCol w:w="1548"/>
+        <w:gridCol w:w="1548"/>
+        <w:gridCol w:w="3442"/>
+        <w:gridCol w:w="3100"/>
       </w:tblGrid>
       <w:tr>
         <w:trPr>
@@ -21173,7 +21173,7 @@
         </w:trPr>
         <w:tc>
           <w:tcPr>
-            <w:tcW w:type="dxa" w:w="983"/>
+            <w:tcW w:type="dxa" w:w="1548"/>
             <w:tcBorders>
               <w:top w:val="single" w:color="999999" w:sz="4"/>
               <w:left w:val="single" w:color="999999" w:sz="4"/>
@@ -21206,7 +21206,7 @@
         </w:tc>
         <w:tc>
           <w:tcPr>
-            <w:tcW w:type="dxa" w:w="1180"/>
+            <w:tcW w:type="dxa" w:w="1548"/>
             <w:tcBorders>
               <w:top w:val="single" w:color="999999" w:sz="4"/>
               <w:left w:val="single" w:color="999999" w:sz="4"/>
@@ -21239,7 +21239,7 @@
         </w:tc>
         <w:tc>
           <w:tcPr>
-            <w:tcW w:type="dxa" w:w="3933"/>
+            <w:tcW w:type="dxa" w:w="3442"/>
             <w:tcBorders>
               <w:top w:val="single" w:color="999999" w:sz="4"/>
               <w:left w:val="single" w:color="999999" w:sz="4"/>
@@ -21272,7 +21272,7 @@
         </w:tc>
         <w:tc>
           <w:tcPr>
-            <w:tcW w:type="dxa" w:w="3542"/>
+            <w:tcW w:type="dxa" w:w="3100"/>
             <w:tcBorders>
               <w:top w:val="single" w:color="999999" w:sz="4"/>
               <w:left w:val="single" w:color="999999" w:sz="4"/>
@@ -21311,7 +21311,7 @@
         </w:trPr>
         <w:tc>
           <w:tcPr>
-            <w:tcW w:type="dxa" w:w="983"/>
+            <w:tcW w:type="dxa" w:w="1548"/>
             <w:tcBorders>
               <w:top w:val="single" w:color="999999" w:sz="4"/>
               <w:left w:val="single" w:color="999999" w:sz="4"/>
@@ -21341,7 +21341,7 @@
         </w:tc>
         <w:tc>
           <w:tcPr>
-            <w:tcW w:type="dxa" w:w="1180"/>
+            <w:tcW w:type="dxa" w:w="1548"/>
             <w:tcBorders>
               <w:top w:val="single" w:color="999999" w:sz="4"/>
               <w:left w:val="single" w:color="999999" w:sz="4"/>
@@ -21371,7 +21371,7 @@
         </w:tc>
         <w:tc>
           <w:tcPr>
-            <w:tcW w:type="dxa" w:w="3933"/>
+            <w:tcW w:type="dxa" w:w="3442"/>
             <w:tcBorders>
               <w:top w:val="single" w:color="999999" w:sz="4"/>
               <w:left w:val="single" w:color="999999" w:sz="4"/>
@@ -21401,7 +21401,7 @@
         </w:tc>
         <w:tc>
           <w:tcPr>
-            <w:tcW w:type="dxa" w:w="3542"/>
+            <w:tcW w:type="dxa" w:w="3100"/>
             <w:tcBorders>
               <w:top w:val="single" w:color="999999" w:sz="4"/>
               <w:left w:val="single" w:color="999999" w:sz="4"/>
@@ -21437,7 +21437,7 @@
         </w:trPr>
         <w:tc>
           <w:tcPr>
-            <w:tcW w:type="dxa" w:w="983"/>
+            <w:tcW w:type="dxa" w:w="1548"/>
             <w:tcBorders>
               <w:top w:val="single" w:color="999999" w:sz="4"/>
               <w:left w:val="single" w:color="999999" w:sz="4"/>
@@ -21467,7 +21467,7 @@
         </w:tc>
         <w:tc>
           <w:tcPr>
-            <w:tcW w:type="dxa" w:w="1180"/>
+            <w:tcW w:type="dxa" w:w="1548"/>
             <w:tcBorders>
               <w:top w:val="single" w:color="999999" w:sz="4"/>
               <w:left w:val="single" w:color="999999" w:sz="4"/>
@@ -21497,7 +21497,7 @@
         </w:tc>
         <w:tc>
           <w:tcPr>
-            <w:tcW w:type="dxa" w:w="3933"/>
+            <w:tcW w:type="dxa" w:w="3442"/>
             <w:tcBorders>
               <w:top w:val="single" w:color="999999" w:sz="4"/>
               <w:left w:val="single" w:color="999999" w:sz="4"/>
@@ -21527,7 +21527,7 @@
         </w:tc>
         <w:tc>
           <w:tcPr>
-            <w:tcW w:type="dxa" w:w="3542"/>
+            <w:tcW w:type="dxa" w:w="3100"/>
             <w:tcBorders>
               <w:top w:val="single" w:color="999999" w:sz="4"/>
               <w:left w:val="single" w:color="999999" w:sz="4"/>
@@ -21563,7 +21563,7 @@
         </w:trPr>
         <w:tc>
           <w:tcPr>
-            <w:tcW w:type="dxa" w:w="983"/>
+            <w:tcW w:type="dxa" w:w="1548"/>
             <w:tcBorders>
               <w:top w:val="single" w:color="999999" w:sz="4"/>
               <w:left w:val="single" w:color="999999" w:sz="4"/>
@@ -21593,7 +21593,7 @@
         </w:tc>
         <w:tc>
           <w:tcPr>
-            <w:tcW w:type="dxa" w:w="1180"/>
+            <w:tcW w:type="dxa" w:w="1548"/>
             <w:tcBorders>
               <w:top w:val="single" w:color="999999" w:sz="4"/>
               <w:left w:val="single" w:color="999999" w:sz="4"/>
@@ -21623,7 +21623,7 @@
         </w:tc>
         <w:tc>
           <w:tcPr>
-            <w:tcW w:type="dxa" w:w="3933"/>
+            <w:tcW w:type="dxa" w:w="3442"/>
             <w:tcBorders>
               <w:top w:val="single" w:color="999999" w:sz="4"/>
               <w:left w:val="single" w:color="999999" w:sz="4"/>
@@ -21653,7 +21653,7 @@
         </w:tc>
         <w:tc>
           <w:tcPr>
-            <w:tcW w:type="dxa" w:w="3542"/>
+            <w:tcW w:type="dxa" w:w="3100"/>
             <w:tcBorders>
               <w:top w:val="single" w:color="999999" w:sz="4"/>
               <w:left w:val="single" w:color="999999" w:sz="4"/>
@@ -21690,7 +21690,7 @@
         </w:trPr>
         <w:tc>
           <w:tcPr>
-            <w:tcW w:type="dxa" w:w="983"/>
+            <w:tcW w:type="dxa" w:w="1548"/>
             <w:tcBorders>
               <w:top w:val="single" w:color="999999" w:sz="4"/>
               <w:left w:val="single" w:color="999999" w:sz="4"/>
@@ -21720,7 +21720,7 @@
         </w:tc>
         <w:tc>
           <w:tcPr>
-            <w:tcW w:type="dxa" w:w="1180"/>
+            <w:tcW w:type="dxa" w:w="1548"/>
             <w:tcBorders>
               <w:top w:val="single" w:color="999999" w:sz="4"/>
               <w:left w:val="single" w:color="999999" w:sz="4"/>
@@ -21750,7 +21750,7 @@
         </w:tc>
         <w:tc>
           <w:tcPr>
-            <w:tcW w:type="dxa" w:w="3933"/>
+            <w:tcW w:type="dxa" w:w="3442"/>
             <w:tcBorders>
               <w:top w:val="single" w:color="999999" w:sz="4"/>
               <w:left w:val="single" w:color="999999" w:sz="4"/>
@@ -21780,7 +21780,7 @@
         </w:tc>
         <w:tc>
           <w:tcPr>
-            <w:tcW w:type="dxa" w:w="3542"/>
+            <w:tcW w:type="dxa" w:w="3100"/>
             <w:tcBorders>
               <w:top w:val="single" w:color="999999" w:sz="4"/>
               <w:left w:val="single" w:color="999999" w:sz="4"/>
@@ -21926,9 +21926,9 @@
         </w:tblBorders>
       </w:tblPr>
       <w:tblGrid>
-        <w:gridCol w:w="4497"/>
-        <w:gridCol w:w="3212"/>
-        <w:gridCol w:w="1929"/>
+        <w:gridCol w:w="4088"/>
+        <w:gridCol w:w="2920"/>
+        <w:gridCol w:w="2630"/>
       </w:tblGrid>
       <w:tr>
         <w:trPr>
@@ -21937,7 +21937,7 @@
         </w:trPr>
         <w:tc>
           <w:tcPr>
-            <w:tcW w:type="dxa" w:w="4497"/>
+            <w:tcW w:type="dxa" w:w="4088"/>
             <w:tcBorders>
               <w:top w:val="single" w:color="999999" w:sz="4"/>
               <w:left w:val="single" w:color="999999" w:sz="4"/>
@@ -21970,7 +21970,7 @@
         </w:tc>
         <w:tc>
           <w:tcPr>
-            <w:tcW w:type="dxa" w:w="3212"/>
+            <w:tcW w:type="dxa" w:w="2920"/>
             <w:tcBorders>
               <w:top w:val="single" w:color="999999" w:sz="4"/>
               <w:left w:val="single" w:color="999999" w:sz="4"/>
@@ -22003,7 +22003,7 @@
         </w:tc>
         <w:tc>
           <w:tcPr>
-            <w:tcW w:type="dxa" w:w="1929"/>
+            <w:tcW w:type="dxa" w:w="2630"/>
             <w:tcBorders>
               <w:top w:val="single" w:color="999999" w:sz="4"/>
               <w:left w:val="single" w:color="999999" w:sz="4"/>
@@ -22042,7 +22042,7 @@
         </w:trPr>
         <w:tc>
           <w:tcPr>
-            <w:tcW w:type="dxa" w:w="4497"/>
+            <w:tcW w:type="dxa" w:w="4088"/>
             <w:tcBorders>
               <w:top w:val="single" w:color="999999" w:sz="4"/>
               <w:left w:val="single" w:color="999999" w:sz="4"/>
@@ -22073,7 +22073,7 @@
         </w:tc>
         <w:tc>
           <w:tcPr>
-            <w:tcW w:type="dxa" w:w="3212"/>
+            <w:tcW w:type="dxa" w:w="2920"/>
             <w:tcBorders>
               <w:top w:val="single" w:color="999999" w:sz="4"/>
               <w:left w:val="single" w:color="999999" w:sz="4"/>
@@ -22104,7 +22104,7 @@
         </w:tc>
         <w:tc>
           <w:tcPr>
-            <w:tcW w:type="dxa" w:w="1929"/>
+            <w:tcW w:type="dxa" w:w="2630"/>
             <w:tcBorders>
               <w:top w:val="single" w:color="999999" w:sz="4"/>
               <w:left w:val="single" w:color="999999" w:sz="4"/>
@@ -22140,7 +22140,7 @@
         </w:trPr>
         <w:tc>
           <w:tcPr>
-            <w:tcW w:type="dxa" w:w="4497"/>
+            <w:tcW w:type="dxa" w:w="4088"/>
             <w:tcBorders>
               <w:top w:val="single" w:color="999999" w:sz="4"/>
               <w:left w:val="single" w:color="999999" w:sz="4"/>
@@ -22171,7 +22171,7 @@
         </w:tc>
         <w:tc>
           <w:tcPr>
-            <w:tcW w:type="dxa" w:w="3212"/>
+            <w:tcW w:type="dxa" w:w="2920"/>
             <w:tcBorders>
               <w:top w:val="single" w:color="999999" w:sz="4"/>
               <w:left w:val="single" w:color="999999" w:sz="4"/>
@@ -22202,7 +22202,7 @@
         </w:tc>
         <w:tc>
           <w:tcPr>
-            <w:tcW w:type="dxa" w:w="1929"/>
+            <w:tcW w:type="dxa" w:w="2630"/>
             <w:tcBorders>
               <w:top w:val="single" w:color="999999" w:sz="4"/>
               <w:left w:val="single" w:color="999999" w:sz="4"/>
@@ -24007,8 +24007,8 @@
         </w:tblBorders>
       </w:tblPr>
       <w:tblGrid>
-        <w:gridCol w:w="741"/>
-        <w:gridCol w:w="8897"/>
+        <w:gridCol w:w="1257"/>
+        <w:gridCol w:w="8381"/>
       </w:tblGrid>
       <w:tr>
         <w:trPr>
@@ -24017,7 +24017,7 @@
         </w:trPr>
         <w:tc>
           <w:tcPr>
-            <w:tcW w:type="dxa" w:w="741"/>
+            <w:tcW w:type="dxa" w:w="1257"/>
             <w:tcBorders>
               <w:top w:val="single" w:color="999999" w:sz="4"/>
               <w:left w:val="single" w:color="999999" w:sz="4"/>
@@ -24050,7 +24050,7 @@
         </w:tc>
         <w:tc>
           <w:tcPr>
-            <w:tcW w:type="dxa" w:w="8897"/>
+            <w:tcW w:type="dxa" w:w="8381"/>
             <w:tcBorders>
               <w:top w:val="single" w:color="999999" w:sz="4"/>
               <w:left w:val="single" w:color="999999" w:sz="4"/>
@@ -24089,7 +24089,7 @@
         </w:trPr>
         <w:tc>
           <w:tcPr>
-            <w:tcW w:type="dxa" w:w="741"/>
+            <w:tcW w:type="dxa" w:w="1257"/>
             <w:tcBorders>
               <w:top w:val="single" w:color="999999" w:sz="4"/>
               <w:left w:val="single" w:color="999999" w:sz="4"/>
@@ -24119,7 +24119,7 @@
         </w:tc>
         <w:tc>
           <w:tcPr>
-            <w:tcW w:type="dxa" w:w="8897"/>
+            <w:tcW w:type="dxa" w:w="8381"/>
             <w:tcBorders>
               <w:top w:val="single" w:color="999999" w:sz="4"/>
               <w:left w:val="single" w:color="999999" w:sz="4"/>
@@ -24155,7 +24155,7 @@
         </w:trPr>
         <w:tc>
           <w:tcPr>
-            <w:tcW w:type="dxa" w:w="741"/>
+            <w:tcW w:type="dxa" w:w="1257"/>
             <w:tcBorders>
               <w:top w:val="single" w:color="999999" w:sz="4"/>
               <w:left w:val="single" w:color="999999" w:sz="4"/>
@@ -24185,7 +24185,7 @@
         </w:tc>
         <w:tc>
           <w:tcPr>
-            <w:tcW w:type="dxa" w:w="8897"/>
+            <w:tcW w:type="dxa" w:w="8381"/>
             <w:tcBorders>
               <w:top w:val="single" w:color="999999" w:sz="4"/>
               <w:left w:val="single" w:color="999999" w:sz="4"/>
@@ -24221,7 +24221,7 @@
         </w:trPr>
         <w:tc>
           <w:tcPr>
-            <w:tcW w:type="dxa" w:w="741"/>
+            <w:tcW w:type="dxa" w:w="1257"/>
             <w:tcBorders>
               <w:top w:val="single" w:color="999999" w:sz="4"/>
               <w:left w:val="single" w:color="999999" w:sz="4"/>
@@ -24251,7 +24251,7 @@
         </w:tc>
         <w:tc>
           <w:tcPr>
-            <w:tcW w:type="dxa" w:w="8897"/>
+            <w:tcW w:type="dxa" w:w="8381"/>
             <w:tcBorders>
               <w:top w:val="single" w:color="999999" w:sz="4"/>
               <w:left w:val="single" w:color="999999" w:sz="4"/>
@@ -24287,7 +24287,7 @@
         </w:trPr>
         <w:tc>
           <w:tcPr>
-            <w:tcW w:type="dxa" w:w="741"/>
+            <w:tcW w:type="dxa" w:w="1257"/>
             <w:tcBorders>
               <w:top w:val="single" w:color="999999" w:sz="4"/>
               <w:left w:val="single" w:color="999999" w:sz="4"/>
@@ -24317,7 +24317,7 @@
         </w:tc>
         <w:tc>
           <w:tcPr>
-            <w:tcW w:type="dxa" w:w="8897"/>
+            <w:tcW w:type="dxa" w:w="8381"/>
             <w:tcBorders>
               <w:top w:val="single" w:color="999999" w:sz="4"/>
               <w:left w:val="single" w:color="999999" w:sz="4"/>
@@ -24353,7 +24353,7 @@
         </w:trPr>
         <w:tc>
           <w:tcPr>
-            <w:tcW w:type="dxa" w:w="741"/>
+            <w:tcW w:type="dxa" w:w="1257"/>
             <w:tcBorders>
               <w:top w:val="single" w:color="999999" w:sz="4"/>
               <w:left w:val="single" w:color="999999" w:sz="4"/>
@@ -24383,7 +24383,7 @@
         </w:tc>
         <w:tc>
           <w:tcPr>
-            <w:tcW w:type="dxa" w:w="8897"/>
+            <w:tcW w:type="dxa" w:w="8381"/>
             <w:tcBorders>
               <w:top w:val="single" w:color="999999" w:sz="4"/>
               <w:left w:val="single" w:color="999999" w:sz="4"/>
@@ -25050,8 +25050,8 @@
         </w:tblBorders>
       </w:tblPr>
       <w:tblGrid>
-        <w:gridCol w:w="1133"/>
-        <w:gridCol w:w="8505"/>
+        <w:gridCol w:w="1257"/>
+        <w:gridCol w:w="8381"/>
       </w:tblGrid>
       <w:tr>
         <w:trPr>
@@ -25060,7 +25060,7 @@
         </w:trPr>
         <w:tc>
           <w:tcPr>
-            <w:tcW w:type="dxa" w:w="1133"/>
+            <w:tcW w:type="dxa" w:w="1257"/>
             <w:tcBorders>
               <w:top w:val="single" w:color="999999" w:sz="4"/>
               <w:left w:val="single" w:color="999999" w:sz="4"/>
@@ -25093,7 +25093,7 @@
         </w:tc>
         <w:tc>
           <w:tcPr>
-            <w:tcW w:type="dxa" w:w="8505"/>
+            <w:tcW w:type="dxa" w:w="8381"/>
             <w:tcBorders>
               <w:top w:val="single" w:color="999999" w:sz="4"/>
               <w:left w:val="single" w:color="999999" w:sz="4"/>
@@ -25132,7 +25132,7 @@
         </w:trPr>
         <w:tc>
           <w:tcPr>
-            <w:tcW w:type="dxa" w:w="1133"/>
+            <w:tcW w:type="dxa" w:w="1257"/>
             <w:tcBorders>
               <w:top w:val="single" w:color="999999" w:sz="4"/>
               <w:left w:val="single" w:color="999999" w:sz="4"/>
@@ -25162,7 +25162,7 @@
         </w:tc>
         <w:tc>
           <w:tcPr>
-            <w:tcW w:type="dxa" w:w="8505"/>
+            <w:tcW w:type="dxa" w:w="8381"/>
             <w:tcBorders>
               <w:top w:val="single" w:color="999999" w:sz="4"/>
               <w:left w:val="single" w:color="999999" w:sz="4"/>
@@ -25296,7 +25296,7 @@
         </w:trPr>
         <w:tc>
           <w:tcPr>
-            <w:tcW w:type="dxa" w:w="1133"/>
+            <w:tcW w:type="dxa" w:w="1257"/>
             <w:tcBorders>
               <w:top w:val="single" w:color="999999" w:sz="4"/>
               <w:left w:val="single" w:color="999999" w:sz="4"/>
@@ -25326,7 +25326,7 @@
         </w:tc>
         <w:tc>
           <w:tcPr>
-            <w:tcW w:type="dxa" w:w="8505"/>
+            <w:tcW w:type="dxa" w:w="8381"/>
             <w:tcBorders>
               <w:top w:val="single" w:color="999999" w:sz="4"/>
               <w:left w:val="single" w:color="999999" w:sz="4"/>
@@ -25362,7 +25362,7 @@
         </w:trPr>
         <w:tc>
           <w:tcPr>
-            <w:tcW w:type="dxa" w:w="1133"/>
+            <w:tcW w:type="dxa" w:w="1257"/>
             <w:tcBorders>
               <w:top w:val="single" w:color="999999" w:sz="4"/>
               <w:left w:val="single" w:color="999999" w:sz="4"/>
@@ -25392,7 +25392,7 @@
         </w:tc>
         <w:tc>
           <w:tcPr>
-            <w:tcW w:type="dxa" w:w="8505"/>
+            <w:tcW w:type="dxa" w:w="8381"/>
             <w:tcBorders>
               <w:top w:val="single" w:color="999999" w:sz="4"/>
               <w:left w:val="single" w:color="999999" w:sz="4"/>
@@ -25443,7 +25443,7 @@
         </w:trPr>
         <w:tc>
           <w:tcPr>
-            <w:tcW w:type="dxa" w:w="1133"/>
+            <w:tcW w:type="dxa" w:w="1257"/>
             <w:tcBorders>
               <w:top w:val="single" w:color="999999" w:sz="4"/>
               <w:left w:val="single" w:color="999999" w:sz="4"/>
@@ -25473,7 +25473,7 @@
         </w:tc>
         <w:tc>
           <w:tcPr>
-            <w:tcW w:type="dxa" w:w="8505"/>
+            <w:tcW w:type="dxa" w:w="8381"/>
             <w:tcBorders>
               <w:top w:val="single" w:color="999999" w:sz="4"/>
               <w:left w:val="single" w:color="999999" w:sz="4"/>
@@ -25509,7 +25509,7 @@
         </w:trPr>
         <w:tc>
           <w:tcPr>
-            <w:tcW w:type="dxa" w:w="1133"/>
+            <w:tcW w:type="dxa" w:w="1257"/>
             <w:tcBorders>
               <w:top w:val="single" w:color="999999" w:sz="4"/>
               <w:left w:val="single" w:color="999999" w:sz="4"/>
@@ -25539,7 +25539,7 @@
         </w:tc>
         <w:tc>
           <w:tcPr>
-            <w:tcW w:type="dxa" w:w="8505"/>
+            <w:tcW w:type="dxa" w:w="8381"/>
             <w:tcBorders>
               <w:top w:val="single" w:color="999999" w:sz="4"/>
               <w:left w:val="single" w:color="999999" w:sz="4"/>
@@ -26108,11 +26108,11 @@
         </w:tblBorders>
       </w:tblPr>
       <w:tblGrid>
-        <w:gridCol w:w="382"/>
-        <w:gridCol w:w="574"/>
-        <w:gridCol w:w="3638"/>
-        <w:gridCol w:w="2936"/>
-        <w:gridCol w:w="2108"/>
+        <w:gridCol w:w="563"/>
+        <w:gridCol w:w="563"/>
+        <w:gridCol w:w="3567"/>
+        <w:gridCol w:w="2878"/>
+        <w:gridCol w:w="2067"/>
       </w:tblGrid>
       <w:tr>
         <w:trPr>
@@ -26121,7 +26121,7 @@
         </w:trPr>
         <w:tc>
           <w:tcPr>
-            <w:tcW w:type="dxa" w:w="382"/>
+            <w:tcW w:type="dxa" w:w="563"/>
             <w:tcBorders>
               <w:top w:val="single" w:color="999999" w:sz="4"/>
               <w:left w:val="single" w:color="999999" w:sz="4"/>
@@ -26154,7 +26154,7 @@
         </w:tc>
         <w:tc>
           <w:tcPr>
-            <w:tcW w:type="dxa" w:w="574"/>
+            <w:tcW w:type="dxa" w:w="563"/>
             <w:tcBorders>
               <w:top w:val="single" w:color="999999" w:sz="4"/>
               <w:left w:val="single" w:color="999999" w:sz="4"/>
@@ -26187,7 +26187,7 @@
         </w:tc>
         <w:tc>
           <w:tcPr>
-            <w:tcW w:type="dxa" w:w="3638"/>
+            <w:tcW w:type="dxa" w:w="3567"/>
             <w:tcBorders>
               <w:top w:val="single" w:color="999999" w:sz="4"/>
               <w:left w:val="single" w:color="999999" w:sz="4"/>
@@ -26220,7 +26220,7 @@
         </w:tc>
         <w:tc>
           <w:tcPr>
-            <w:tcW w:type="dxa" w:w="2936"/>
+            <w:tcW w:type="dxa" w:w="2878"/>
             <w:tcBorders>
               <w:top w:val="single" w:color="999999" w:sz="4"/>
               <w:left w:val="single" w:color="999999" w:sz="4"/>
@@ -26253,7 +26253,7 @@
         </w:tc>
         <w:tc>
           <w:tcPr>
-            <w:tcW w:type="dxa" w:w="2108"/>
+            <w:tcW w:type="dxa" w:w="2067"/>
             <w:tcBorders>
               <w:top w:val="single" w:color="999999" w:sz="4"/>
               <w:left w:val="single" w:color="999999" w:sz="4"/>
@@ -26292,7 +26292,7 @@
         </w:trPr>
         <w:tc>
           <w:tcPr>
-            <w:tcW w:type="dxa" w:w="382"/>
+            <w:tcW w:type="dxa" w:w="563"/>
             <w:tcBorders>
               <w:top w:val="single" w:color="999999" w:sz="4"/>
               <w:left w:val="single" w:color="999999" w:sz="4"/>
@@ -26322,7 +26322,7 @@
         </w:tc>
         <w:tc>
           <w:tcPr>
-            <w:tcW w:type="dxa" w:w="574"/>
+            <w:tcW w:type="dxa" w:w="563"/>
             <w:tcBorders>
               <w:top w:val="single" w:color="999999" w:sz="4"/>
               <w:left w:val="single" w:color="999999" w:sz="4"/>
@@ -26352,7 +26352,7 @@
         </w:tc>
         <w:tc>
           <w:tcPr>
-            <w:tcW w:type="dxa" w:w="3638"/>
+            <w:tcW w:type="dxa" w:w="3567"/>
             <w:tcBorders>
               <w:top w:val="single" w:color="999999" w:sz="4"/>
               <w:left w:val="single" w:color="999999" w:sz="4"/>
@@ -26382,7 +26382,7 @@
         </w:tc>
         <w:tc>
           <w:tcPr>
-            <w:tcW w:type="dxa" w:w="2936"/>
+            <w:tcW w:type="dxa" w:w="2878"/>
             <w:tcBorders>
               <w:top w:val="single" w:color="999999" w:sz="4"/>
               <w:left w:val="single" w:color="999999" w:sz="4"/>
@@ -26412,7 +26412,7 @@
         </w:tc>
         <w:tc>
           <w:tcPr>
-            <w:tcW w:type="dxa" w:w="2108"/>
+            <w:tcW w:type="dxa" w:w="2067"/>
             <w:tcBorders>
               <w:top w:val="single" w:color="999999" w:sz="4"/>
               <w:left w:val="single" w:color="999999" w:sz="4"/>
@@ -26455,7 +26455,7 @@
         </w:trPr>
         <w:tc>
           <w:tcPr>
-            <w:tcW w:type="dxa" w:w="382"/>
+            <w:tcW w:type="dxa" w:w="563"/>
             <w:tcBorders>
               <w:top w:val="single" w:color="999999" w:sz="4"/>
               <w:left w:val="single" w:color="999999" w:sz="4"/>
@@ -26485,7 +26485,7 @@
         </w:tc>
         <w:tc>
           <w:tcPr>
-            <w:tcW w:type="dxa" w:w="574"/>
+            <w:tcW w:type="dxa" w:w="563"/>
             <w:tcBorders>
               <w:top w:val="single" w:color="999999" w:sz="4"/>
               <w:left w:val="single" w:color="999999" w:sz="4"/>
@@ -26515,7 +26515,7 @@
         </w:tc>
         <w:tc>
           <w:tcPr>
-            <w:tcW w:type="dxa" w:w="3638"/>
+            <w:tcW w:type="dxa" w:w="3567"/>
             <w:tcBorders>
               <w:top w:val="single" w:color="999999" w:sz="4"/>
               <w:left w:val="single" w:color="999999" w:sz="4"/>
@@ -26553,7 +26553,7 @@
         </w:tc>
         <w:tc>
           <w:tcPr>
-            <w:tcW w:type="dxa" w:w="2936"/>
+            <w:tcW w:type="dxa" w:w="2878"/>
             <w:tcBorders>
               <w:top w:val="single" w:color="999999" w:sz="4"/>
               <w:left w:val="single" w:color="999999" w:sz="4"/>
@@ -26583,7 +26583,7 @@
         </w:tc>
         <w:tc>
           <w:tcPr>
-            <w:tcW w:type="dxa" w:w="2108"/>
+            <w:tcW w:type="dxa" w:w="2067"/>
             <w:tcBorders>
               <w:top w:val="single" w:color="999999" w:sz="4"/>
               <w:left w:val="single" w:color="999999" w:sz="4"/>
@@ -26626,7 +26626,7 @@
         </w:trPr>
         <w:tc>
           <w:tcPr>
-            <w:tcW w:type="dxa" w:w="382"/>
+            <w:tcW w:type="dxa" w:w="563"/>
             <w:tcBorders>
               <w:top w:val="single" w:color="999999" w:sz="4"/>
               <w:left w:val="single" w:color="999999" w:sz="4"/>
@@ -26656,7 +26656,7 @@
         </w:tc>
         <w:tc>
           <w:tcPr>
-            <w:tcW w:type="dxa" w:w="574"/>
+            <w:tcW w:type="dxa" w:w="563"/>
             <w:tcBorders>
               <w:top w:val="single" w:color="999999" w:sz="4"/>
               <w:left w:val="single" w:color="999999" w:sz="4"/>
@@ -26686,7 +26686,7 @@
         </w:tc>
         <w:tc>
           <w:tcPr>
-            <w:tcW w:type="dxa" w:w="3638"/>
+            <w:tcW w:type="dxa" w:w="3567"/>
             <w:tcBorders>
               <w:top w:val="single" w:color="999999" w:sz="4"/>
               <w:left w:val="single" w:color="999999" w:sz="4"/>
@@ -26716,7 +26716,7 @@
         </w:tc>
         <w:tc>
           <w:tcPr>
-            <w:tcW w:type="dxa" w:w="2936"/>
+            <w:tcW w:type="dxa" w:w="2878"/>
             <w:tcBorders>
               <w:top w:val="single" w:color="999999" w:sz="4"/>
               <w:left w:val="single" w:color="999999" w:sz="4"/>
@@ -26746,7 +26746,7 @@
         </w:tc>
         <w:tc>
           <w:tcPr>
-            <w:tcW w:type="dxa" w:w="2108"/>
+            <w:tcW w:type="dxa" w:w="2067"/>
             <w:tcBorders>
               <w:top w:val="single" w:color="999999" w:sz="4"/>
               <w:left w:val="single" w:color="999999" w:sz="4"/>
@@ -26789,7 +26789,7 @@
         </w:trPr>
         <w:tc>
           <w:tcPr>
-            <w:tcW w:type="dxa" w:w="382"/>
+            <w:tcW w:type="dxa" w:w="563"/>
             <w:tcBorders>
               <w:top w:val="single" w:color="999999" w:sz="4"/>
               <w:left w:val="single" w:color="999999" w:sz="4"/>
@@ -26819,7 +26819,7 @@
         </w:tc>
         <w:tc>
           <w:tcPr>
-            <w:tcW w:type="dxa" w:w="574"/>
+            <w:tcW w:type="dxa" w:w="563"/>
             <w:tcBorders>
               <w:top w:val="single" w:color="999999" w:sz="4"/>
               <w:left w:val="single" w:color="999999" w:sz="4"/>
@@ -26849,7 +26849,7 @@
         </w:tc>
         <w:tc>
           <w:tcPr>
-            <w:tcW w:type="dxa" w:w="3638"/>
+            <w:tcW w:type="dxa" w:w="3567"/>
             <w:tcBorders>
               <w:top w:val="single" w:color="999999" w:sz="4"/>
               <w:left w:val="single" w:color="999999" w:sz="4"/>
@@ -26879,7 +26879,7 @@
         </w:tc>
         <w:tc>
           <w:tcPr>
-            <w:tcW w:type="dxa" w:w="2936"/>
+            <w:tcW w:type="dxa" w:w="2878"/>
             <w:tcBorders>
               <w:top w:val="single" w:color="999999" w:sz="4"/>
               <w:left w:val="single" w:color="999999" w:sz="4"/>
@@ -26909,7 +26909,7 @@
         </w:tc>
         <w:tc>
           <w:tcPr>
-            <w:tcW w:type="dxa" w:w="2108"/>
+            <w:tcW w:type="dxa" w:w="2067"/>
             <w:tcBorders>
               <w:top w:val="single" w:color="999999" w:sz="4"/>
               <w:left w:val="single" w:color="999999" w:sz="4"/>
@@ -27003,12 +27003,12 @@
         </w:tblBorders>
       </w:tblPr>
       <w:tblGrid>
-        <w:gridCol w:w="2294"/>
-        <w:gridCol w:w="1147"/>
-        <w:gridCol w:w="1147"/>
-        <w:gridCol w:w="1147"/>
-        <w:gridCol w:w="2753"/>
-        <w:gridCol w:w="1150"/>
+        <w:gridCol w:w="1661"/>
+        <w:gridCol w:w="1495"/>
+        <w:gridCol w:w="1495"/>
+        <w:gridCol w:w="1495"/>
+        <w:gridCol w:w="1994"/>
+        <w:gridCol w:w="1498"/>
       </w:tblGrid>
       <w:tr>
         <w:trPr>
@@ -27017,7 +27017,7 @@
         </w:trPr>
         <w:tc>
           <w:tcPr>
-            <w:tcW w:type="dxa" w:w="2294"/>
+            <w:tcW w:type="dxa" w:w="1661"/>
             <w:tcBorders>
               <w:top w:val="single" w:color="999999" w:sz="4"/>
               <w:left w:val="single" w:color="999999" w:sz="4"/>
@@ -27050,7 +27050,7 @@
         </w:tc>
         <w:tc>
           <w:tcPr>
-            <w:tcW w:type="dxa" w:w="1147"/>
+            <w:tcW w:type="dxa" w:w="1495"/>
             <w:tcBorders>
               <w:top w:val="single" w:color="999999" w:sz="4"/>
               <w:left w:val="single" w:color="999999" w:sz="4"/>
@@ -27083,7 +27083,7 @@
         </w:tc>
         <w:tc>
           <w:tcPr>
-            <w:tcW w:type="dxa" w:w="1147"/>
+            <w:tcW w:type="dxa" w:w="1495"/>
             <w:tcBorders>
               <w:top w:val="single" w:color="999999" w:sz="4"/>
               <w:left w:val="single" w:color="999999" w:sz="4"/>
@@ -27116,7 +27116,7 @@
         </w:tc>
         <w:tc>
           <w:tcPr>
-            <w:tcW w:type="dxa" w:w="1147"/>
+            <w:tcW w:type="dxa" w:w="1495"/>
             <w:tcBorders>
               <w:top w:val="single" w:color="999999" w:sz="4"/>
               <w:left w:val="single" w:color="999999" w:sz="4"/>
@@ -27149,7 +27149,7 @@
         </w:tc>
         <w:tc>
           <w:tcPr>
-            <w:tcW w:type="dxa" w:w="2753"/>
+            <w:tcW w:type="dxa" w:w="1994"/>
             <w:tcBorders>
               <w:top w:val="single" w:color="999999" w:sz="4"/>
               <w:left w:val="single" w:color="999999" w:sz="4"/>
@@ -27182,7 +27182,7 @@
         </w:tc>
         <w:tc>
           <w:tcPr>
-            <w:tcW w:type="dxa" w:w="1150"/>
+            <w:tcW w:type="dxa" w:w="1498"/>
             <w:tcBorders>
               <w:top w:val="single" w:color="999999" w:sz="4"/>
               <w:left w:val="single" w:color="999999" w:sz="4"/>
@@ -27221,7 +27221,7 @@
         </w:trPr>
         <w:tc>
           <w:tcPr>
-            <w:tcW w:type="dxa" w:w="2294"/>
+            <w:tcW w:type="dxa" w:w="1661"/>
             <w:tcBorders>
               <w:top w:val="single" w:color="999999" w:sz="4"/>
               <w:left w:val="single" w:color="999999" w:sz="4"/>
@@ -27251,7 +27251,7 @@
         </w:tc>
         <w:tc>
           <w:tcPr>
-            <w:tcW w:type="dxa" w:w="1147"/>
+            <w:tcW w:type="dxa" w:w="1495"/>
             <w:tcBorders>
               <w:top w:val="single" w:color="999999" w:sz="4"/>
               <w:left w:val="single" w:color="999999" w:sz="4"/>
@@ -27281,7 +27281,7 @@
         </w:tc>
         <w:tc>
           <w:tcPr>
-            <w:tcW w:type="dxa" w:w="1147"/>
+            <w:tcW w:type="dxa" w:w="1495"/>
             <w:tcBorders>
               <w:top w:val="single" w:color="999999" w:sz="4"/>
               <w:left w:val="single" w:color="999999" w:sz="4"/>
@@ -27311,7 +27311,7 @@
         </w:tc>
         <w:tc>
           <w:tcPr>
-            <w:tcW w:type="dxa" w:w="1147"/>
+            <w:tcW w:type="dxa" w:w="1495"/>
             <w:tcBorders>
               <w:top w:val="single" w:color="999999" w:sz="4"/>
               <w:left w:val="single" w:color="999999" w:sz="4"/>
@@ -27341,7 +27341,7 @@
         </w:tc>
         <w:tc>
           <w:tcPr>
-            <w:tcW w:type="dxa" w:w="2753"/>
+            <w:tcW w:type="dxa" w:w="1994"/>
             <w:tcBorders>
               <w:top w:val="single" w:color="999999" w:sz="4"/>
               <w:left w:val="single" w:color="999999" w:sz="4"/>
@@ -27371,7 +27371,7 @@
         </w:tc>
         <w:tc>
           <w:tcPr>
-            <w:tcW w:type="dxa" w:w="1150"/>
+            <w:tcW w:type="dxa" w:w="1498"/>
             <w:tcBorders>
               <w:top w:val="single" w:color="999999" w:sz="4"/>
               <w:left w:val="single" w:color="999999" w:sz="4"/>
@@ -27407,7 +27407,7 @@
         </w:trPr>
         <w:tc>
           <w:tcPr>
-            <w:tcW w:type="dxa" w:w="2294"/>
+            <w:tcW w:type="dxa" w:w="1661"/>
             <w:tcBorders>
               <w:top w:val="single" w:color="999999" w:sz="4"/>
               <w:left w:val="single" w:color="999999" w:sz="4"/>
@@ -27437,7 +27437,7 @@
         </w:tc>
         <w:tc>
           <w:tcPr>
-            <w:tcW w:type="dxa" w:w="1147"/>
+            <w:tcW w:type="dxa" w:w="1495"/>
             <w:tcBorders>
               <w:top w:val="single" w:color="999999" w:sz="4"/>
               <w:left w:val="single" w:color="999999" w:sz="4"/>
@@ -27467,7 +27467,7 @@
         </w:tc>
         <w:tc>
           <w:tcPr>
-            <w:tcW w:type="dxa" w:w="1147"/>
+            <w:tcW w:type="dxa" w:w="1495"/>
             <w:tcBorders>
               <w:top w:val="single" w:color="999999" w:sz="4"/>
               <w:left w:val="single" w:color="999999" w:sz="4"/>
@@ -27497,7 +27497,7 @@
         </w:tc>
         <w:tc>
           <w:tcPr>
-            <w:tcW w:type="dxa" w:w="1147"/>
+            <w:tcW w:type="dxa" w:w="1495"/>
             <w:tcBorders>
               <w:top w:val="single" w:color="999999" w:sz="4"/>
               <w:left w:val="single" w:color="999999" w:sz="4"/>
@@ -27527,7 +27527,7 @@
         </w:tc>
         <w:tc>
           <w:tcPr>
-            <w:tcW w:type="dxa" w:w="2753"/>
+            <w:tcW w:type="dxa" w:w="1994"/>
             <w:tcBorders>
               <w:top w:val="single" w:color="999999" w:sz="4"/>
               <w:left w:val="single" w:color="999999" w:sz="4"/>
@@ -27557,7 +27557,7 @@
         </w:tc>
         <w:tc>
           <w:tcPr>
-            <w:tcW w:type="dxa" w:w="1150"/>
+            <w:tcW w:type="dxa" w:w="1498"/>
             <w:tcBorders>
               <w:top w:val="single" w:color="999999" w:sz="4"/>
               <w:left w:val="single" w:color="999999" w:sz="4"/>
